--- a/source-multichoice/build/es-software-sistema-operativo-4.docx
+++ b/source-multichoice/build/es-software-sistema-operativo-4.docx
@@ -45,7 +45,7 @@
       <w:r>
         <w:t>c)</w:t>
         <w:tab/>
-        <w:t>Un conjunto de programas que hacen que una computadora funcione.</w:t>
+        <w:t>Un tipo de memoria RAM.</w:t>
       </w:r>
     </w:p>
     <w:p>
@@ -55,7 +55,7 @@
       <w:r>
         <w:t>d)</w:t>
         <w:tab/>
-        <w:t>Un tipo de memoria RAM.</w:t>
+        <w:t>Un conjunto de programas que hacen que una computadora funcione.</w:t>
       </w:r>
     </w:p>
     <w:p>
@@ -83,7 +83,7 @@
       <w:r>
         <w:t>b)</w:t>
         <w:tab/>
-        <w:t>Gestionar el hardware para dar servicio a otros programas.</w:t>
+        <w:t>Navegar por Internet.</w:t>
       </w:r>
     </w:p>
     <w:p>
@@ -103,7 +103,7 @@
       <w:r>
         <w:t>d)</w:t>
         <w:tab/>
-        <w:t>Navegar por Internet.</w:t>
+        <w:t>Gestionar el hardware para dar servicio a otros programas.</w:t>
       </w:r>
     </w:p>
     <w:p>
@@ -121,6 +121,16 @@
       <w:r>
         <w:t>a)</w:t>
         <w:tab/>
+        <w:t>Teclado, mouse, pantalla, impresora y unidades de memoria usb.</w:t>
+      </w:r>
+    </w:p>
+    <w:p>
+      <w:pPr>
+        <w:pStyle w:val="Choice"/>
+      </w:pPr>
+      <w:r>
+        <w:t>b)</w:t>
+        <w:tab/>
         <w:t>Procesador, memoria y periféricos de entrada y salida.</w:t>
       </w:r>
     </w:p>
@@ -129,9 +139,9 @@
         <w:pStyle w:val="Choice"/>
       </w:pPr>
       <w:r>
-        <w:t>b)</w:t>
+        <w:t>c)</w:t>
         <w:tab/>
-        <w:t>Teclado, mouse, pantalla, impresora y unidades de memoria usb.</w:t>
+        <w:t>Programas y aplicaciones.</w:t>
       </w:r>
     </w:p>
     <w:p>
@@ -139,23 +149,13 @@
         <w:pStyle w:val="Choice"/>
       </w:pPr>
       <w:r>
-        <w:t>c)</w:t>
+        <w:t>d)</w:t>
         <w:tab/>
         <w:t>Medios de almacenamiento externos.</w:t>
       </w:r>
     </w:p>
     <w:p>
       <w:pPr>
-        <w:pStyle w:val="Choice"/>
-      </w:pPr>
-      <w:r>
-        <w:t>d)</w:t>
-        <w:tab/>
-        <w:t>Programas y aplicaciones.</w:t>
-      </w:r>
-    </w:p>
-    <w:p>
-      <w:pPr>
         <w:pStyle w:val="ListNumber"/>
       </w:pPr>
       <w:r>
@@ -169,6 +169,16 @@
       <w:r>
         <w:t>a)</w:t>
         <w:tab/>
+        <w:t>Eliminando programas innecesarios.</w:t>
+      </w:r>
+    </w:p>
+    <w:p>
+      <w:pPr>
+        <w:pStyle w:val="Choice"/>
+      </w:pPr>
+      <w:r>
+        <w:t>b)</w:t>
+        <w:tab/>
         <w:t>Asignando bloques de memoria vacía a medida que se ejecutan los programas.</w:t>
       </w:r>
     </w:p>
@@ -177,9 +187,9 @@
         <w:pStyle w:val="Choice"/>
       </w:pPr>
       <w:r>
-        <w:t>b)</w:t>
+        <w:t>c)</w:t>
         <w:tab/>
-        <w:t>Eliminando programas innecesarios.</w:t>
+        <w:t>Limitando la cantidad de programas que pueden ejecutarse a un número determinado.</w:t>
       </w:r>
     </w:p>
     <w:p>
@@ -187,23 +197,13 @@
         <w:pStyle w:val="Choice"/>
       </w:pPr>
       <w:r>
-        <w:t>c)</w:t>
+        <w:t>d)</w:t>
         <w:tab/>
         <w:t>Desconectando la memoria RAM de otros dispositivos.</w:t>
       </w:r>
     </w:p>
     <w:p>
       <w:pPr>
-        <w:pStyle w:val="Choice"/>
-      </w:pPr>
-      <w:r>
-        <w:t>d)</w:t>
-        <w:tab/>
-        <w:t>Limitando la cantidad de programas que pueden ejecutarse a un número determinado.</w:t>
-      </w:r>
-    </w:p>
-    <w:p>
-      <w:pPr>
         <w:pStyle w:val="ListNumber"/>
       </w:pPr>
       <w:r>
@@ -217,6 +217,16 @@
       <w:r>
         <w:t>a)</w:t>
         <w:tab/>
+        <w:t>Asignar un bloque de memoria vacía a cada programa.</w:t>
+      </w:r>
+    </w:p>
+    <w:p>
+      <w:pPr>
+        <w:pStyle w:val="Choice"/>
+      </w:pPr>
+      <w:r>
+        <w:t>b)</w:t>
+        <w:tab/>
         <w:t>Limitar el espacio disponible.</w:t>
       </w:r>
     </w:p>
@@ -225,33 +235,23 @@
         <w:pStyle w:val="Choice"/>
       </w:pPr>
       <w:r>
-        <w:t>b)</w:t>
+        <w:t>c)</w:t>
+        <w:tab/>
+        <w:t>Desactivar la memoria.</w:t>
+      </w:r>
+    </w:p>
+    <w:p>
+      <w:pPr>
+        <w:pStyle w:val="Choice"/>
+      </w:pPr>
+      <w:r>
+        <w:t>d)</w:t>
         <w:tab/>
         <w:t>Bloquear el acceso a la memoria a los programas maliciosos.</w:t>
       </w:r>
     </w:p>
     <w:p>
       <w:pPr>
-        <w:pStyle w:val="Choice"/>
-      </w:pPr>
-      <w:r>
-        <w:t>c)</w:t>
-        <w:tab/>
-        <w:t>Asignar un bloque de memoria vacía a cada programa.</w:t>
-      </w:r>
-    </w:p>
-    <w:p>
-      <w:pPr>
-        <w:pStyle w:val="Choice"/>
-      </w:pPr>
-      <w:r>
-        <w:t>d)</w:t>
-        <w:tab/>
-        <w:t>Desactivar la memoria.</w:t>
-      </w:r>
-    </w:p>
-    <w:p>
-      <w:pPr>
         <w:pStyle w:val="ListNumber"/>
       </w:pPr>
       <w:r>
@@ -265,6 +265,16 @@
       <w:r>
         <w:t>a)</w:t>
         <w:tab/>
+        <w:t>Envía las páginas de forma ordenada.</w:t>
+      </w:r>
+    </w:p>
+    <w:p>
+      <w:pPr>
+        <w:pStyle w:val="Choice"/>
+      </w:pPr>
+      <w:r>
+        <w:t>b)</w:t>
+        <w:tab/>
         <w:t>Impide la impresión de varias páginas a la vez.</w:t>
       </w:r>
     </w:p>
@@ -273,19 +283,9 @@
         <w:pStyle w:val="Choice"/>
       </w:pPr>
       <w:r>
-        <w:t>b)</w:t>
+        <w:t>c)</w:t>
         <w:tab/>
         <w:t>No realiza ninguna acción al respecto.</w:t>
-      </w:r>
-    </w:p>
-    <w:p>
-      <w:pPr>
-        <w:pStyle w:val="Choice"/>
-      </w:pPr>
-      <w:r>
-        <w:t>c)</w:t>
-        <w:tab/>
-        <w:t>Envía las páginas de forma ordenada.</w:t>
       </w:r>
     </w:p>
     <w:p>
@@ -313,6 +313,16 @@
       <w:r>
         <w:t>a)</w:t>
         <w:tab/>
+        <w:t>Realizar una gestión ordenada de la escritura.</w:t>
+      </w:r>
+    </w:p>
+    <w:p>
+      <w:pPr>
+        <w:pStyle w:val="Choice"/>
+      </w:pPr>
+      <w:r>
+        <w:t>b)</w:t>
+        <w:tab/>
         <w:t>Ignorar la escritura en la memoria permanente.</w:t>
       </w:r>
     </w:p>
@@ -321,7 +331,7 @@
         <w:pStyle w:val="Choice"/>
       </w:pPr>
       <w:r>
-        <w:t>b)</w:t>
+        <w:t>c)</w:t>
         <w:tab/>
         <w:t>Reiniciar la computadora.</w:t>
       </w:r>
@@ -331,23 +341,13 @@
         <w:pStyle w:val="Choice"/>
       </w:pPr>
       <w:r>
-        <w:t>c)</w:t>
+        <w:t>d)</w:t>
         <w:tab/>
         <w:t>Bloquear la escritura de programas simultáneos.</w:t>
       </w:r>
     </w:p>
     <w:p>
       <w:pPr>
-        <w:pStyle w:val="Choice"/>
-      </w:pPr>
-      <w:r>
-        <w:t>d)</w:t>
-        <w:tab/>
-        <w:t>Realizar una gestión ordenada de la escritura.</w:t>
-      </w:r>
-    </w:p>
-    <w:p>
-      <w:pPr>
         <w:pStyle w:val="ListNumber"/>
       </w:pPr>
       <w:r>
@@ -361,16 +361,6 @@
       <w:r>
         <w:t>a)</w:t>
         <w:tab/>
-        <w:t>Interactuar con la computadora y realizar diversas tareas.</w:t>
-      </w:r>
-    </w:p>
-    <w:p>
-      <w:pPr>
-        <w:pStyle w:val="Choice"/>
-      </w:pPr>
-      <w:r>
-        <w:t>b)</w:t>
-        <w:tab/>
         <w:t>Coordinar la ejecución de programas.</w:t>
       </w:r>
     </w:p>
@@ -379,9 +369,19 @@
         <w:pStyle w:val="Choice"/>
       </w:pPr>
       <w:r>
+        <w:t>b)</w:t>
+        <w:tab/>
+        <w:t>Administrar la memoria RAM.</w:t>
+      </w:r>
+    </w:p>
+    <w:p>
+      <w:pPr>
+        <w:pStyle w:val="Choice"/>
+      </w:pPr>
+      <w:r>
         <w:t>c)</w:t>
         <w:tab/>
-        <w:t>Administrar la memoria RAM.</w:t>
+        <w:t>Interactuar con la computadora y realizar diversas tareas.</w:t>
       </w:r>
     </w:p>
     <w:p>
@@ -419,7 +419,7 @@
       <w:r>
         <w:t>b)</w:t>
         <w:tab/>
-        <w:t>El hardware de la computadora funcionaría peor.</w:t>
+        <w:t>Las aplicaciones serían más eficientes y más rápidas al necesitar el ordenador menos recursos.</w:t>
       </w:r>
     </w:p>
     <w:p>
@@ -429,7 +429,7 @@
       <w:r>
         <w:t>c)</w:t>
         <w:tab/>
-        <w:t>Las aplicaciones serían más eficientes y más rápidas al necesitar el ordenador menos recursos.</w:t>
+        <w:t>El hardware de la computadora funcionaría peor.</w:t>
       </w:r>
     </w:p>
     <w:p>
@@ -457,7 +457,7 @@
       <w:r>
         <w:t>a)</w:t>
         <w:tab/>
-        <w:t>Eliminando programas de la memoria.</w:t>
+        <w:t>Desactivando el procesador.</w:t>
       </w:r>
     </w:p>
     <w:p>
@@ -466,6 +466,16 @@
       </w:pPr>
       <w:r>
         <w:t>b)</w:t>
+        <w:tab/>
+        <w:t>Deteniendo la ejecución de algunos programas para que no consuman tiempo de procesador.</w:t>
+      </w:r>
+    </w:p>
+    <w:p>
+      <w:pPr>
+        <w:pStyle w:val="Choice"/>
+      </w:pPr>
+      <w:r>
+        <w:t>c)</w:t>
         <w:tab/>
         <w:t>Dando pequeños tiempos de ejecución a cada programa alternativamente.</w:t>
       </w:r>
@@ -475,19 +485,9 @@
         <w:pStyle w:val="Choice"/>
       </w:pPr>
       <w:r>
-        <w:t>c)</w:t>
-        <w:tab/>
-        <w:t>Desactivando el procesador.</w:t>
-      </w:r>
-    </w:p>
-    <w:p>
-      <w:pPr>
-        <w:pStyle w:val="Choice"/>
-      </w:pPr>
-      <w:r>
         <w:t>d)</w:t>
         <w:tab/>
-        <w:t>Deteniendo la ejecución de algunos programas para que no consuman tiempo de procesador.</w:t>
+        <w:t>Eliminando programas de la memoria.</w:t>
       </w:r>
     </w:p>
     <w:p>
@@ -505,6 +505,16 @@
       <w:r>
         <w:t>a)</w:t>
         <w:tab/>
+        <w:t>Teclado, ratón, monitor e impresora.</w:t>
+      </w:r>
+    </w:p>
+    <w:p>
+      <w:pPr>
+        <w:pStyle w:val="Choice"/>
+      </w:pPr>
+      <w:r>
+        <w:t>b)</w:t>
+        <w:tab/>
         <w:t>Un gestor de memoria RAM.</w:t>
       </w:r>
     </w:p>
@@ -513,9 +523,9 @@
         <w:pStyle w:val="Choice"/>
       </w:pPr>
       <w:r>
-        <w:t>b)</w:t>
+        <w:t>c)</w:t>
         <w:tab/>
-        <w:t>Teclado, ratón, monitor e impresora.</w:t>
+        <w:t>Una interfaz de usuario.</w:t>
       </w:r>
     </w:p>
     <w:p>
@@ -523,19 +533,9 @@
         <w:pStyle w:val="Choice"/>
       </w:pPr>
       <w:r>
-        <w:t>c)</w:t>
+        <w:t>d)</w:t>
         <w:tab/>
         <w:t>Un gestor de recursos hardware para la memoria permanente.</w:t>
-      </w:r>
-    </w:p>
-    <w:p>
-      <w:pPr>
-        <w:pStyle w:val="Choice"/>
-      </w:pPr>
-      <w:r>
-        <w:t>d)</w:t>
-        <w:tab/>
-        <w:t>Una interfaz de usuario.</w:t>
       </w:r>
     </w:p>
     <w:p>
@@ -573,7 +573,7 @@
       <w:r>
         <w:t>c)</w:t>
         <w:tab/>
-        <w:t>Simplifica la interacción con la computadora.</w:t>
+        <w:t>Restringe el acceso a los programas.</w:t>
       </w:r>
     </w:p>
     <w:p>
@@ -583,7 +583,7 @@
       <w:r>
         <w:t>d)</w:t>
         <w:tab/>
-        <w:t>Restringe el acceso a los programas.</w:t>
+        <w:t>Simplifica la interacción con la computadora.</w:t>
       </w:r>
     </w:p>
     <w:p>
@@ -601,7 +601,7 @@
       <w:r>
         <w:t>a)</w:t>
         <w:tab/>
-        <w:t>Coordinar todos los recursos de la computadora.</w:t>
+        <w:t>Instalar controladores de dispositivos para controlar los periféricos.</w:t>
       </w:r>
     </w:p>
     <w:p>
@@ -610,6 +610,16 @@
       </w:pPr>
       <w:r>
         <w:t>b)</w:t>
+        <w:tab/>
+        <w:t>Programar aplicaciones.</w:t>
+      </w:r>
+    </w:p>
+    <w:p>
+      <w:pPr>
+        <w:pStyle w:val="Choice"/>
+      </w:pPr>
+      <w:r>
+        <w:t>c)</w:t>
         <w:tab/>
         <w:t>Gestionar procesos de impresión.</w:t>
       </w:r>
@@ -619,19 +629,9 @@
         <w:pStyle w:val="Choice"/>
       </w:pPr>
       <w:r>
-        <w:t>c)</w:t>
-        <w:tab/>
-        <w:t>Instalar controladores de dispositivos para controlar los periféricos.</w:t>
-      </w:r>
-    </w:p>
-    <w:p>
-      <w:pPr>
-        <w:pStyle w:val="Choice"/>
-      </w:pPr>
-      <w:r>
         <w:t>d)</w:t>
         <w:tab/>
-        <w:t>Programar aplicaciones.</w:t>
+        <w:t>Coordinar todos los recursos de la computadora.</w:t>
       </w:r>
     </w:p>
     <w:p>
@@ -649,7 +649,7 @@
       <w:r>
         <w:t>a)</w:t>
         <w:tab/>
-        <w:t>Actúan como intermediarios entre las aplicaciones del usuario y los periféricos.</w:t>
+        <w:t>Coordinan los recursos del núcleo.</w:t>
       </w:r>
     </w:p>
     <w:p>
@@ -658,6 +658,16 @@
       </w:pPr>
       <w:r>
         <w:t>b)</w:t>
+        <w:tab/>
+        <w:t>Programan aplicaciones específicas.</w:t>
+      </w:r>
+    </w:p>
+    <w:p>
+      <w:pPr>
+        <w:pStyle w:val="Choice"/>
+      </w:pPr>
+      <w:r>
+        <w:t>c)</w:t>
         <w:tab/>
         <w:t>Reparten el tiempo del microprocesador entre los diferentes programas de aplicación ejecutados por el usuario.</w:t>
       </w:r>
@@ -667,19 +677,9 @@
         <w:pStyle w:val="Choice"/>
       </w:pPr>
       <w:r>
-        <w:t>c)</w:t>
-        <w:tab/>
-        <w:t>Coordinan los recursos del núcleo.</w:t>
-      </w:r>
-    </w:p>
-    <w:p>
-      <w:pPr>
-        <w:pStyle w:val="Choice"/>
-      </w:pPr>
-      <w:r>
         <w:t>d)</w:t>
         <w:tab/>
-        <w:t>Programan aplicaciones específicas.</w:t>
+        <w:t>Actúan como intermediarios entre las aplicaciones del usuario y los periféricos.</w:t>
       </w:r>
     </w:p>
     <w:p>
@@ -697,7 +697,7 @@
       <w:r>
         <w:t>a)</w:t>
         <w:tab/>
-        <w:t>Ahorran recursos y facilitan la tarea de programar aplicaciones.</w:t>
+        <w:t>Aumentan la complejidad del sistema operativo y su uso de recursos.</w:t>
       </w:r>
     </w:p>
     <w:p>
@@ -707,7 +707,7 @@
       <w:r>
         <w:t>b)</w:t>
         <w:tab/>
-        <w:t>Aumentan la complejidad del sistema operativo y su uso de recursos.</w:t>
+        <w:t>Ahorran recursos y facilitan la tarea de programar aplicaciones.</w:t>
       </w:r>
     </w:p>
     <w:p>
@@ -745,7 +745,7 @@
       <w:r>
         <w:t>a)</w:t>
         <w:tab/>
-        <w:t>Elimina la necesidad de impresoras.</w:t>
+        <w:t>Todos los programas pueden imprimir con esa impresora instalando un solo controlador.</w:t>
       </w:r>
     </w:p>
     <w:p>
@@ -765,7 +765,7 @@
       <w:r>
         <w:t>c)</w:t>
         <w:tab/>
-        <w:t>Todos los programas pueden imprimir con esa impresora instalando un solo controlador.</w:t>
+        <w:t>Elimina la necesidad de impresoras.</w:t>
       </w:r>
     </w:p>
     <w:p>
@@ -793,6 +793,26 @@
       <w:r>
         <w:t>a)</w:t>
         <w:tab/>
+        <w:t>No tenían controladores, por lo que cada programa tenía que añadir el suyo propio.</w:t>
+      </w:r>
+    </w:p>
+    <w:p>
+      <w:pPr>
+        <w:pStyle w:val="Choice"/>
+      </w:pPr>
+      <w:r>
+        <w:t>b)</w:t>
+        <w:tab/>
+        <w:t>Contaban con controladores para todas las impresoras del mercado, por lo que ocupaban mucho espacio.</w:t>
+      </w:r>
+    </w:p>
+    <w:p>
+      <w:pPr>
+        <w:pStyle w:val="Choice"/>
+      </w:pPr>
+      <w:r>
+        <w:t>c)</w:t>
+        <w:tab/>
         <w:t>No permitían la impresión.</w:t>
       </w:r>
     </w:p>
@@ -801,29 +821,9 @@
         <w:pStyle w:val="Choice"/>
       </w:pPr>
       <w:r>
-        <w:t>b)</w:t>
-        <w:tab/>
-        <w:t>No tenían controladores, por lo que cada programa tenía que añadir el suyo propio.</w:t>
-      </w:r>
-    </w:p>
-    <w:p>
-      <w:pPr>
-        <w:pStyle w:val="Choice"/>
-      </w:pPr>
-      <w:r>
-        <w:t>c)</w:t>
+        <w:t>d)</w:t>
         <w:tab/>
         <w:t>Desactivaban las aplicaciones.</w:t>
-      </w:r>
-    </w:p>
-    <w:p>
-      <w:pPr>
-        <w:pStyle w:val="Choice"/>
-      </w:pPr>
-      <w:r>
-        <w:t>d)</w:t>
-        <w:tab/>
-        <w:t>Contaban con controladores para todas las impresoras del mercado, por lo que ocupaban mucho espacio.</w:t>
       </w:r>
     </w:p>
     <w:p>
@@ -851,7 +851,7 @@
       <w:r>
         <w:t>b)</w:t>
         <w:tab/>
-        <w:t>Instalar controladores de dispositivos.</w:t>
+        <w:t>Programar aplicaciones específicas.</w:t>
       </w:r>
     </w:p>
     <w:p>
@@ -871,7 +871,7 @@
       <w:r>
         <w:t>d)</w:t>
         <w:tab/>
-        <w:t>Programar aplicaciones específicas.</w:t>
+        <w:t>Instalar controladores de dispositivos.</w:t>
       </w:r>
     </w:p>
     <w:p>
@@ -899,16 +899,6 @@
       <w:r>
         <w:t>b)</w:t>
         <w:tab/>
-        <w:t>Aumentando la velocidad del microprocesador cuando hay mucha demanda.</w:t>
-      </w:r>
-    </w:p>
-    <w:p>
-      <w:pPr>
-        <w:pStyle w:val="Choice"/>
-      </w:pPr>
-      <w:r>
-        <w:t>c)</w:t>
-        <w:tab/>
         <w:t>Desactivando programas.</w:t>
       </w:r>
     </w:p>
@@ -917,13 +907,23 @@
         <w:pStyle w:val="Choice"/>
       </w:pPr>
       <w:r>
-        <w:t>d)</w:t>
+        <w:t>c)</w:t>
         <w:tab/>
         <w:t>Eliminando núcleos de CPU.</w:t>
       </w:r>
     </w:p>
     <w:p>
       <w:pPr>
+        <w:pStyle w:val="Choice"/>
+      </w:pPr>
+      <w:r>
+        <w:t>d)</w:t>
+        <w:tab/>
+        <w:t>Aumentando la velocidad del microprocesador cuando hay mucha demanda.</w:t>
+      </w:r>
+    </w:p>
+    <w:p>
+      <w:pPr>
         <w:pStyle w:val="ListNumber"/>
       </w:pPr>
       <w:r>
@@ -937,16 +937,6 @@
       <w:r>
         <w:t>a)</w:t>
         <w:tab/>
-        <w:t>Desactivar periféricos.</w:t>
-      </w:r>
-    </w:p>
-    <w:p>
-      <w:pPr>
-        <w:pStyle w:val="Choice"/>
-      </w:pPr>
-      <w:r>
-        <w:t>b)</w:t>
-        <w:tab/>
         <w:t>Gestionar procesos de impresión.</w:t>
       </w:r>
     </w:p>
@@ -955,7 +945,7 @@
         <w:pStyle w:val="Choice"/>
       </w:pPr>
       <w:r>
-        <w:t>c)</w:t>
+        <w:t>b)</w:t>
         <w:tab/>
         <w:t>Coordinar y transmitir información entre hardware y software.</w:t>
       </w:r>
@@ -965,13 +955,23 @@
         <w:pStyle w:val="Choice"/>
       </w:pPr>
       <w:r>
-        <w:t>d)</w:t>
+        <w:t>c)</w:t>
         <w:tab/>
         <w:t>Instalar controladores de dispositivos.</w:t>
       </w:r>
     </w:p>
     <w:p>
       <w:pPr>
+        <w:pStyle w:val="Choice"/>
+      </w:pPr>
+      <w:r>
+        <w:t>d)</w:t>
+        <w:tab/>
+        <w:t>Desactivar periféricos.</w:t>
+      </w:r>
+    </w:p>
+    <w:p>
+      <w:pPr>
         <w:pStyle w:val="ListNumber"/>
       </w:pPr>
       <w:r>
@@ -985,7 +985,7 @@
       <w:r>
         <w:t>a)</w:t>
         <w:tab/>
-        <w:t>Presentar información en la pantalla de los programas.</w:t>
+        <w:t>Gestionar interrupciones.</w:t>
       </w:r>
     </w:p>
     <w:p>
@@ -995,7 +995,7 @@
       <w:r>
         <w:t>b)</w:t>
         <w:tab/>
-        <w:t>Gestionar interrupciones.</w:t>
+        <w:t>Presentar información en la pantalla de los programas.</w:t>
       </w:r>
     </w:p>
     <w:p>
@@ -1033,6 +1033,16 @@
       <w:r>
         <w:t>a)</w:t>
         <w:tab/>
+        <w:t>Liberar bloques de memoria RAM no utilizados.</w:t>
+      </w:r>
+    </w:p>
+    <w:p>
+      <w:pPr>
+        <w:pStyle w:val="Choice"/>
+      </w:pPr>
+      <w:r>
+        <w:t>b)</w:t>
+        <w:tab/>
         <w:t>Almacenar archivos de datos en la memoria permanente.</w:t>
       </w:r>
     </w:p>
@@ -1041,19 +1051,9 @@
         <w:pStyle w:val="Choice"/>
       </w:pPr>
       <w:r>
-        <w:t>b)</w:t>
+        <w:t>c)</w:t>
         <w:tab/>
         <w:t>Generar interrupciones cuando aparezca un programa basura.</w:t>
-      </w:r>
-    </w:p>
-    <w:p>
-      <w:pPr>
-        <w:pStyle w:val="Choice"/>
-      </w:pPr>
-      <w:r>
-        <w:t>c)</w:t>
-        <w:tab/>
-        <w:t>Liberar bloques de memoria RAM no utilizados.</w:t>
       </w:r>
     </w:p>
     <w:p>
@@ -1081,6 +1081,26 @@
       <w:r>
         <w:t>a)</w:t>
         <w:tab/>
+        <w:t>Interfaz gráfica de usuario.</w:t>
+      </w:r>
+    </w:p>
+    <w:p>
+      <w:pPr>
+        <w:pStyle w:val="Choice"/>
+      </w:pPr>
+      <w:r>
+        <w:t>b)</w:t>
+        <w:tab/>
+        <w:t>Gráficos de uso interno</w:t>
+      </w:r>
+    </w:p>
+    <w:p>
+      <w:pPr>
+        <w:pStyle w:val="Choice"/>
+      </w:pPr>
+      <w:r>
+        <w:t>c)</w:t>
+        <w:tab/>
         <w:t>Gestión unificada de interrupciones</w:t>
       </w:r>
     </w:p>
@@ -1089,33 +1109,13 @@
         <w:pStyle w:val="Choice"/>
       </w:pPr>
       <w:r>
-        <w:t>b)</w:t>
+        <w:t>d)</w:t>
         <w:tab/>
         <w:t>Interfaz de gestión de unidades.</w:t>
       </w:r>
     </w:p>
     <w:p>
       <w:pPr>
-        <w:pStyle w:val="Choice"/>
-      </w:pPr>
-      <w:r>
-        <w:t>c)</w:t>
-        <w:tab/>
-        <w:t>Gráficos de uso interno</w:t>
-      </w:r>
-    </w:p>
-    <w:p>
-      <w:pPr>
-        <w:pStyle w:val="Choice"/>
-      </w:pPr>
-      <w:r>
-        <w:t>d)</w:t>
-        <w:tab/>
-        <w:t>Interfaz gráfica de usuario.</w:t>
-      </w:r>
-    </w:p>
-    <w:p>
-      <w:pPr>
         <w:pStyle w:val="ListNumber"/>
       </w:pPr>
       <w:r>
@@ -1129,7 +1129,7 @@
       <w:r>
         <w:t>a)</w:t>
         <w:tab/>
-        <w:t>Gestionar interrupciones del sistema.</w:t>
+        <w:t>Presentar información en la pantalla y recoger acciones del usuario.</w:t>
       </w:r>
     </w:p>
     <w:p>
@@ -1149,7 +1149,7 @@
       <w:r>
         <w:t>c)</w:t>
         <w:tab/>
-        <w:t>Presentar información en la pantalla y recoger acciones del usuario.</w:t>
+        <w:t>Mover el cursor con el ratón.</w:t>
       </w:r>
     </w:p>
     <w:p>
@@ -1159,7 +1159,7 @@
       <w:r>
         <w:t>d)</w:t>
         <w:tab/>
-        <w:t>Mover el cursor con el ratón.</w:t>
+        <w:t>Gestionar interrupciones del sistema.</w:t>
       </w:r>
     </w:p>
     <w:p>
@@ -1177,6 +1177,26 @@
       <w:r>
         <w:t>a)</w:t>
         <w:tab/>
+        <w:t>Para limitar el acceso a ciertos programas.</w:t>
+      </w:r>
+    </w:p>
+    <w:p>
+      <w:pPr>
+        <w:pStyle w:val="Choice"/>
+      </w:pPr>
+      <w:r>
+        <w:t>b)</w:t>
+        <w:tab/>
+        <w:t>Para incrementar la complejidad del sistema operativo.</w:t>
+      </w:r>
+    </w:p>
+    <w:p>
+      <w:pPr>
+        <w:pStyle w:val="Choice"/>
+      </w:pPr>
+      <w:r>
+        <w:t>c)</w:t>
+        <w:tab/>
         <w:t>Para lograr un aspecto homogéneo y simplificar la programación.</w:t>
       </w:r>
     </w:p>
@@ -1185,29 +1205,9 @@
         <w:pStyle w:val="Choice"/>
       </w:pPr>
       <w:r>
-        <w:t>b)</w:t>
-        <w:tab/>
-        <w:t>Para limitar el acceso a ciertos programas.</w:t>
-      </w:r>
-    </w:p>
-    <w:p>
-      <w:pPr>
-        <w:pStyle w:val="Choice"/>
-      </w:pPr>
-      <w:r>
-        <w:t>c)</w:t>
+        <w:t>d)</w:t>
         <w:tab/>
         <w:t>Para eliminar la necesidad de programación de aplicaciones.</w:t>
-      </w:r>
-    </w:p>
-    <w:p>
-      <w:pPr>
-        <w:pStyle w:val="Choice"/>
-      </w:pPr>
-      <w:r>
-        <w:t>d)</w:t>
-        <w:tab/>
-        <w:t>Para incrementar la complejidad del sistema operativo.</w:t>
       </w:r>
     </w:p>
     <w:p>
@@ -1321,6 +1321,26 @@
       <w:r>
         <w:t>a)</w:t>
         <w:tab/>
+        <w:t>La recolección de basura.</w:t>
+      </w:r>
+    </w:p>
+    <w:p>
+      <w:pPr>
+        <w:pStyle w:val="Choice"/>
+      </w:pPr>
+      <w:r>
+        <w:t>b)</w:t>
+        <w:tab/>
+        <w:t>Las interrupciones.</w:t>
+      </w:r>
+    </w:p>
+    <w:p>
+      <w:pPr>
+        <w:pStyle w:val="Choice"/>
+      </w:pPr>
+      <w:r>
+        <w:t>c)</w:t>
+        <w:tab/>
         <w:t>La reserva de memoria.</w:t>
       </w:r>
     </w:p>
@@ -1329,33 +1349,13 @@
         <w:pStyle w:val="Choice"/>
       </w:pPr>
       <w:r>
-        <w:t>b)</w:t>
-        <w:tab/>
-        <w:t>La recolección de basura.</w:t>
-      </w:r>
-    </w:p>
-    <w:p>
-      <w:pPr>
-        <w:pStyle w:val="Choice"/>
-      </w:pPr>
-      <w:r>
-        <w:t>c)</w:t>
+        <w:t>d)</w:t>
         <w:tab/>
         <w:t>La gestión de procesos.</w:t>
       </w:r>
     </w:p>
     <w:p>
       <w:pPr>
-        <w:pStyle w:val="Choice"/>
-      </w:pPr>
-      <w:r>
-        <w:t>d)</w:t>
-        <w:tab/>
-        <w:t>Las interrupciones.</w:t>
-      </w:r>
-    </w:p>
-    <w:p>
-      <w:pPr>
         <w:pStyle w:val="ListNumber"/>
       </w:pPr>
       <w:r>
@@ -1369,6 +1369,26 @@
       <w:r>
         <w:t>a)</w:t>
         <w:tab/>
+        <w:t>Desactivan los periféricos.</w:t>
+      </w:r>
+    </w:p>
+    <w:p>
+      <w:pPr>
+        <w:pStyle w:val="Choice"/>
+      </w:pPr>
+      <w:r>
+        <w:t>b)</w:t>
+        <w:tab/>
+        <w:t>Evitan que la computadora esté continuamente atendiendo a cada periférico.</w:t>
+      </w:r>
+    </w:p>
+    <w:p>
+      <w:pPr>
+        <w:pStyle w:val="Choice"/>
+      </w:pPr>
+      <w:r>
+        <w:t>c)</w:t>
+        <w:tab/>
         <w:t>Limitan el acceso a programas maliciosos.</w:t>
       </w:r>
     </w:p>
@@ -1377,33 +1397,13 @@
         <w:pStyle w:val="Choice"/>
       </w:pPr>
       <w:r>
-        <w:t>b)</w:t>
+        <w:t>d)</w:t>
         <w:tab/>
         <w:t>Aumentan la complejidad del sistema operativo.</w:t>
       </w:r>
     </w:p>
     <w:p>
       <w:pPr>
-        <w:pStyle w:val="Choice"/>
-      </w:pPr>
-      <w:r>
-        <w:t>c)</w:t>
-        <w:tab/>
-        <w:t>Desactivan los periféricos.</w:t>
-      </w:r>
-    </w:p>
-    <w:p>
-      <w:pPr>
-        <w:pStyle w:val="Choice"/>
-      </w:pPr>
-      <w:r>
-        <w:t>d)</w:t>
-        <w:tab/>
-        <w:t>Evitan que la computadora esté continuamente atendiendo a cada periférico.</w:t>
-      </w:r>
-    </w:p>
-    <w:p>
-      <w:pPr>
         <w:pStyle w:val="ListNumber"/>
       </w:pPr>
       <w:r>
@@ -1417,7 +1417,7 @@
       <w:r>
         <w:t>a)</w:t>
         <w:tab/>
-        <w:t>Reduce la velocidad del sistema.</w:t>
+        <w:t>Ahorra recursos al evitar verificaciones constantes.</w:t>
       </w:r>
     </w:p>
     <w:p>
@@ -1447,7 +1447,7 @@
       <w:r>
         <w:t>d)</w:t>
         <w:tab/>
-        <w:t>Ahorra recursos al evitar verificaciones constantes.</w:t>
+        <w:t>Reduce la velocidad del sistema.</w:t>
       </w:r>
     </w:p>
     <w:p>
@@ -1465,6 +1465,16 @@
       <w:r>
         <w:t>a)</w:t>
         <w:tab/>
+        <w:t>Gestionar el acceso a recursos software del sistema.</w:t>
+      </w:r>
+    </w:p>
+    <w:p>
+      <w:pPr>
+        <w:pStyle w:val="Choice"/>
+      </w:pPr>
+      <w:r>
+        <w:t>b)</w:t>
+        <w:tab/>
         <w:t>Administrar el espacio libre en la memoria RAM.</w:t>
       </w:r>
     </w:p>
@@ -1473,33 +1483,23 @@
         <w:pStyle w:val="Choice"/>
       </w:pPr>
       <w:r>
-        <w:t>b)</w:t>
+        <w:t>c)</w:t>
+        <w:tab/>
+        <w:t>Controlar cómo se almacenan y recuperan los datos en unidades de almacenamiento.</w:t>
+      </w:r>
+    </w:p>
+    <w:p>
+      <w:pPr>
+        <w:pStyle w:val="Choice"/>
+      </w:pPr>
+      <w:r>
+        <w:t>d)</w:t>
         <w:tab/>
         <w:t>Transmitir paquetes de datos por la red Wifi.</w:t>
       </w:r>
     </w:p>
     <w:p>
       <w:pPr>
-        <w:pStyle w:val="Choice"/>
-      </w:pPr>
-      <w:r>
-        <w:t>c)</w:t>
-        <w:tab/>
-        <w:t>Gestionar el acceso a recursos software del sistema.</w:t>
-      </w:r>
-    </w:p>
-    <w:p>
-      <w:pPr>
-        <w:pStyle w:val="Choice"/>
-      </w:pPr>
-      <w:r>
-        <w:t>d)</w:t>
-        <w:tab/>
-        <w:t>Controlar cómo se almacenan y recuperan los datos en unidades de almacenamiento.</w:t>
-      </w:r>
-    </w:p>
-    <w:p>
-      <w:pPr>
         <w:pStyle w:val="ListNumber"/>
       </w:pPr>
       <w:r>
@@ -1513,7 +1513,7 @@
       <w:r>
         <w:t>a)</w:t>
         <w:tab/>
-        <w:t>La computadora no funcionaría.</w:t>
+        <w:t>Se perderían los datos almacenados.</w:t>
       </w:r>
     </w:p>
     <w:p>
@@ -1523,7 +1523,7 @@
       <w:r>
         <w:t>b)</w:t>
         <w:tab/>
-        <w:t>Se perderían los datos almacenados.</w:t>
+        <w:t>La computadora no funcionaría.</w:t>
       </w:r>
     </w:p>
     <w:p>
@@ -1561,16 +1561,6 @@
       <w:r>
         <w:t>a)</w:t>
         <w:tab/>
-        <w:t>Transmisión de paquetes de datos por redes.</w:t>
-      </w:r>
-    </w:p>
-    <w:p>
-      <w:pPr>
-        <w:pStyle w:val="Choice"/>
-      </w:pPr>
-      <w:r>
-        <w:t>b)</w:t>
-        <w:tab/>
         <w:t>Asignación de espacio a nuevos datos, administración del espacio libre y acceso a datos.</w:t>
       </w:r>
     </w:p>
@@ -1579,7 +1569,7 @@
         <w:pStyle w:val="Choice"/>
       </w:pPr>
       <w:r>
-        <w:t>c)</w:t>
+        <w:t>b)</w:t>
         <w:tab/>
         <w:t>Gestión del sistema operativo.</w:t>
       </w:r>
@@ -1589,9 +1579,19 @@
         <w:pStyle w:val="Choice"/>
       </w:pPr>
       <w:r>
+        <w:t>c)</w:t>
+        <w:tab/>
+        <w:t>Comprobación de usuarios y contraseñas.</w:t>
+      </w:r>
+    </w:p>
+    <w:p>
+      <w:pPr>
+        <w:pStyle w:val="Choice"/>
+      </w:pPr>
+      <w:r>
         <w:t>d)</w:t>
         <w:tab/>
-        <w:t>Comprobación de usuarios y contraseñas.</w:t>
+        <w:t>Transmisión de paquetes de datos por redes.</w:t>
       </w:r>
     </w:p>
     <w:p>
@@ -1657,7 +1657,7 @@
       <w:r>
         <w:t>a)</w:t>
         <w:tab/>
-        <w:t>Gestionar el acceso a la memoria RAM.</w:t>
+        <w:t>Comprobar el usuario y la contraseña correctas.</w:t>
       </w:r>
     </w:p>
     <w:p>
@@ -1667,7 +1667,7 @@
       <w:r>
         <w:t>b)</w:t>
         <w:tab/>
-        <w:t>Comprobar el usuario y la contraseña correctas.</w:t>
+        <w:t>Transmitir paquetes de datos por la red local.</w:t>
       </w:r>
     </w:p>
     <w:p>
@@ -1687,7 +1687,7 @@
       <w:r>
         <w:t>d)</w:t>
         <w:tab/>
-        <w:t>Transmitir paquetes de datos por la red local.</w:t>
+        <w:t>Gestionar el acceso a la memoria RAM.</w:t>
       </w:r>
     </w:p>
     <w:p>
@@ -1705,7 +1705,7 @@
       <w:r>
         <w:t>a)</w:t>
         <w:tab/>
-        <w:t>Las redes de datos conectadas a la computadora.</w:t>
+        <w:t>La administración del espacio libre en la memoria USB.</w:t>
       </w:r>
     </w:p>
     <w:p>
@@ -1725,7 +1725,7 @@
       <w:r>
         <w:t>c)</w:t>
         <w:tab/>
-        <w:t>La administración del espacio libre en la memoria USB.</w:t>
+        <w:t>Las redes de datos conectadas a la computadora.</w:t>
       </w:r>
     </w:p>
     <w:p>
@@ -1821,7 +1821,7 @@
       <w:r>
         <w:t>c)</w:t>
         <w:tab/>
-        <w:t>Aplicación de ajustes en Android.</w:t>
+        <w:t>Consola de comandos.</w:t>
       </w:r>
     </w:p>
     <w:p>
@@ -1831,7 +1831,7 @@
       <w:r>
         <w:t>d)</w:t>
         <w:tab/>
-        <w:t>Consola de comandos.</w:t>
+        <w:t>Aplicación de ajustes en Android.</w:t>
       </w:r>
     </w:p>
     <w:p>
@@ -1859,16 +1859,6 @@
       <w:r>
         <w:t>b)</w:t>
         <w:tab/>
-        <w:t>Asignación de espacio a archivos y acceso a datos.</w:t>
-      </w:r>
-    </w:p>
-    <w:p>
-      <w:pPr>
-        <w:pStyle w:val="Choice"/>
-      </w:pPr>
-      <w:r>
-        <w:t>c)</w:t>
-        <w:tab/>
         <w:t>Administración del espacio libre en la memoria RAM.</w:t>
       </w:r>
     </w:p>
@@ -1877,9 +1867,19 @@
         <w:pStyle w:val="Choice"/>
       </w:pPr>
       <w:r>
+        <w:t>c)</w:t>
+        <w:tab/>
+        <w:t>Transmisión de paquetes de datos por la red local.</w:t>
+      </w:r>
+    </w:p>
+    <w:p>
+      <w:pPr>
+        <w:pStyle w:val="Choice"/>
+      </w:pPr>
+      <w:r>
         <w:t>d)</w:t>
         <w:tab/>
-        <w:t>Transmisión de paquetes de datos por la red local.</w:t>
+        <w:t>Asignación de espacio a archivos y acceso a datos.</w:t>
       </w:r>
     </w:p>
     <w:sectPr>
